--- a/data/cvs/cv_187_Watu_Analytics_Engineer.docx
+++ b/data/cvs/cv_187_Watu_Analytics_Engineer.docx
@@ -86,7 +86,7 @@
         <w:rPr>
           <w:sz w:val="20"/>
         </w:rPr>
-        <w:t>Full Stack Developer and AI engineer with a diverse toolkit spanning Python, React, Node.js, PostgreSQL, and advanced data analysis. I've built full-stack applications, from Python backends to React frontends, and have deep experience in AI data work, including model evaluation, prompt engineering, and dataset structuring. Currently, I'm building production systems at Copy Cat Group, integrating SAP APIs with internal systems and designing AI-powered tender scraping pipelines.</w:t>
+        <w:t>Full Stack Developer and AI Data Engineer with a focus on automation and data-driven solutions. I build full-stack applications, from Python backends and REST APIs to React frontends, with an emphasis on data integration and AI-driven features. Experienced in data annotation, model evaluation, and prompt engineering, I've worked with LLM-powered pipelines and agentic systems across multiple industries. Currently, I'm leading the development of AI-powered automation tools at Copy Cat Group, including an SAP API integration and an AI tender scraping pipeline.</w:t>
       </w:r>
     </w:p>
     <w:p>
@@ -119,7 +119,7 @@
         <w:rPr>
           <w:sz w:val="20"/>
         </w:rPr>
-        <w:t>Python, JavaScript, SQL, PHP, Kotlin, Bash, HTML, CSS</w:t>
+        <w:t>Python, JavaScript, SQL, Bash</w:t>
       </w:r>
     </w:p>
     <w:p>
@@ -155,7 +155,7 @@
         <w:rPr>
           <w:sz w:val="20"/>
         </w:rPr>
-        <w:t>PostgreSQL, MySQL, MongoDB, SQLite</w:t>
+        <w:t>PostgreSQL, MySQL, MongoDB</w:t>
       </w:r>
     </w:p>
     <w:p>
@@ -173,7 +173,7 @@
         <w:rPr>
           <w:sz w:val="20"/>
         </w:rPr>
-        <w:t>Pandas, NumPy, Excel, Data Visualisation, Statistical Analysis</w:t>
+        <w:t>Pandas, NumPy, Data Visualisation, Statistical Analysis</w:t>
       </w:r>
     </w:p>
     <w:p>
@@ -191,7 +191,7 @@
         <w:rPr>
           <w:sz w:val="20"/>
         </w:rPr>
-        <w:t>Gemini API, Groq API, Prompt Engineering, LLM Evaluation, Data Annotation, Dataset Structuring</w:t>
+        <w:t>Prompt Engineering, LLM Evaluation, Data Annotation, Dataset Structuring</w:t>
       </w:r>
     </w:p>
     <w:p>
@@ -209,7 +209,7 @@
         <w:rPr>
           <w:sz w:val="20"/>
         </w:rPr>
-        <w:t>n8n, Playwright, APScheduler, Web Scraping, REST APIs</w:t>
+        <w:t>n8n, Playwright, Web Scraping, REST APIs</w:t>
       </w:r>
     </w:p>
     <w:p>
@@ -227,7 +227,7 @@
         <w:rPr>
           <w:sz w:val="20"/>
         </w:rPr>
-        <w:t>Oracle Cloud, Google Cloud Platform, Git, GitHub, CI/CD</w:t>
+        <w:t>Git, CI/CD, Google Cloud Platform</w:t>
       </w:r>
     </w:p>
     <w:p>
@@ -245,7 +245,7 @@
         <w:rPr>
           <w:sz w:val="20"/>
         </w:rPr>
-        <w:t>Advanced SQL, Data Engineering, Automation, Modern Data Warehouse, Ingestion Tools, Transformation Tools, Datastream, dbt, Dataflow, Data Ingestion Pipelines, Data Warehouse Administration, Data Transformation, Data Quality, Data Security, Data Governance</w:t>
+        <w:t>Advanced SQL, Data Engineering, Modern Data Warehouse, Ingestion Tools, Transformation Tools, Datastream, dbt, Dataflow, Data Ingestion Pipelines, Data Warehouse Administration, Data Transformation, Data Quality, Data Security, Data Governance</w:t>
       </w:r>
     </w:p>
     <w:p>
@@ -263,7 +263,7 @@
         <w:rPr>
           <w:sz w:val="20"/>
         </w:rPr>
-        <w:t>Data Integrity, Compliance, Cloud-Hosted Tools, Dataflow, Datastream, Data Organization, Data Accessibility, AI Development, AI Tools, AI Agents, Intelligent Workflows, Data Lifecycle Management, Production-Ready Analytics, Automated AI Solutions, Agile</w:t>
+        <w:t>Data Integrity, Compliance, Cloud-Hosted Tools, Dataflow, Datastream, Governance Rules, Performance Optimization, AI Development, AI Tools, AI Agents, Intelligent Workflows, Data Lifecycle Management, Production-Ready Analytics, Automated AI Solutions, Agile</w:t>
       </w:r>
     </w:p>
     <w:p>
@@ -313,7 +313,7 @@
         <w:rPr>
           <w:sz w:val="20"/>
         </w:rPr>
-        <w:t>Integrating SAP APIs with an internal Credit Control System, creating an automated, live system for OA and IT business units.</w:t>
+        <w:t>Leading the development of an AI-powered tender scraping pipeline, automating tender opportunity discovery and processing.</w:t>
       </w:r>
     </w:p>
     <w:p>
@@ -325,7 +325,7 @@
         <w:rPr>
           <w:sz w:val="20"/>
         </w:rPr>
-        <w:t>Designing and documenting system architecture, including Application, Data, Integration, and Security layers for enterprise-wide use.</w:t>
+        <w:t>Integrating SAP APIs with an internal Credit Control System, creating a live, automated system for OA and IT business units.</w:t>
       </w:r>
     </w:p>
     <w:p>
@@ -337,7 +337,7 @@
         <w:rPr>
           <w:sz w:val="20"/>
         </w:rPr>
-        <w:t>Building an AI-powered tender scraping pipeline, automating tender discovery and processing with intelligent agents.</w:t>
+        <w:t>Authoring technical documentation, including BRDs and SDDs, to define project scope and technical specifications for enterprise clients.</w:t>
       </w:r>
     </w:p>
     <w:p>
